--- a/worksheets/Lab15-Worksheet.docx
+++ b/worksheets/Lab15-Worksheet.docx
@@ -24,7 +24,7 @@
           <w:color w:val="1A3C6E"/>
           <w:sz w:val="32"/>
         </w:rPr>
-        <w:t>Lab 15 — Develop an audio-enabled chat app</w:t>
+        <w:t>Lab 15 — Recognize and synthesize speech</w:t>
       </w:r>
     </w:p>
     <w:p>
@@ -117,7 +117,7 @@
     </w:p>
     <w:p>
       <w:r>
-        <w:t>In this lab, you deployed the Phi-4-multimodal-instruct model in an Azure AI Foundry project, then built a Python console application that encodes audio files (MP3 voice messages from produce-supplier customers) as base64 data and submits them alongside text prompts to the model via the OpenAI chat completions API. You processed two different audio files — a request about avocados and a Spanish-language request about strawberries (fresas.mp3).</w:t>
+        <w:t>Students created a Microsoft Foundry project and used the Azure Speech SDK for Python to build a voice-mail application that synthesized a spoken greeting to a WAV file using the en-US-Serena:DragonHDLatestNeural voice and transcribed a set of incoming audio messages using SpeechRecognizer with Entra ID authentication via DefaultAzureCredential. Running voice-mail.py with option 1 produced greeting.wav, while option 2 printed console transcriptions of each message file.</w:t>
       </w:r>
     </w:p>
     <w:p/>
@@ -145,12 +145,12 @@
           <w:b/>
           <w:sz w:val="22"/>
         </w:rPr>
-        <w:t>Screenshot 1 — Phi-4-multimodal-instruct Deployment</w:t>
+        <w:t>Screenshot 1 — Greeting WAV Synthesis</w:t>
       </w:r>
     </w:p>
     <w:p>
       <w:r>
-        <w:t>After creating the Azure AI Foundry project and deploying the Phi-4-multimodal-instruct model, navigate to the project Overview page. Capture the Overview page showing the project name and the Azure AI Foundry project endpoint in the Project details area.</w:t>
+        <w:t>File explorer or VS Code terminal showing the newly created greeting.wav output file after the student ran voice-mail.py with option 1 and entered their greeting text.</w:t>
       </w:r>
     </w:p>
     <w:tbl>
@@ -193,12 +193,12 @@
           <w:b/>
           <w:sz w:val="22"/>
         </w:rPr>
-        <w:t>Screenshot 2 — Avocado Voice Message Summary</w:t>
+        <w:t>Screenshot 2 — Speech Transcription Console</w:t>
       </w:r>
     </w:p>
     <w:p>
       <w:r>
-        <w:t>After adding all code to audio-chat.py (DefaultAzureCredential, AIProjectClient, chat client, audio encoding of avocados.mp3, and the chat.completions.create call), run the program with 'python audio-chat.py'. When prompted, enter 'Can you summarize this customer's voice message?' and capture the terminal output showing the model's summary of the avocado order voice message.</w:t>
+        <w:t>Console output of voice-mail.py option 2 displaying the transcribed text of each audio message file from the messages folder as recognized by SpeechRecognizer.</w:t>
       </w:r>
     </w:p>
     <w:tbl>
@@ -241,12 +241,12 @@
           <w:b/>
           <w:sz w:val="22"/>
         </w:rPr>
-        <w:t>Screenshot 3 — Strawberry (Fresas) Voice Message Summary</w:t>
+        <w:t>Screenshot 3 — Foundry Speech Resource</w:t>
       </w:r>
     </w:p>
     <w:p>
       <w:r>
-        <w:t>After changing the file_path to the fresas.mp3 URL and re-running the program, enter the prompt 'Can you summarize this customer's voice message? Is it time-sensitive?' Capture the terminal output showing the model's summary of the Spanish-language strawberry order voice message and its assessment of time sensitivity.</w:t>
+        <w:t>Microsoft Foundry project portal showing the provisioned Azure Speech cognitive services resource and the endpoint URL used to configure the .env file for the voice-mail application.</w:t>
       </w:r>
     </w:p>
     <w:tbl>
@@ -299,7 +299,7 @@
           <w:b/>
           <w:sz w:val="22"/>
         </w:rPr>
-        <w:t>1. Compare the model's summaries of the two audio files (avocados.mp3 and fresas.mp3). The fresas.mp3 message is in Spanish — how did the Phi-4-multimodal-instruct model handle the language difference when generating its English-language summary?</w:t>
+        <w:t>1. The lab used the en-US-Serena:DragonHDLatestNeural neural voice for speech synthesis. Azure Speech provides hundreds of prebuilt neural voices across many languages and styles. What criteria would you use to select the right voice for a customer-facing automated phone system, and how would you evaluate quality before deployment?</w:t>
       </w:r>
     </w:p>
     <w:p>
@@ -320,7 +320,7 @@
           <w:b/>
           <w:sz w:val="22"/>
         </w:rPr>
-        <w:t>2. The application uses DefaultAzureCredential for authentication and requires a separate 'az login' even though Cloud Shell is already authenticated. Why does the lab require this extra sign-in step, and what does the exclude_environment_credential=True parameter do?</w:t>
+        <w:t>2. The voice-mail application uses DefaultAzureCredential (Entra ID) for authentication rather than an API key. What security advantages does managed identity authentication provide over key-based authentication in a production Azure-hosted application?</w:t>
       </w:r>
     </w:p>
     <w:p>
@@ -341,7 +341,7 @@
           <w:b/>
           <w:sz w:val="22"/>
         </w:rPr>
-        <w:t>3. The lab notes that the app does not retain conversation history, so each prompt is treated as a new request. How would you modify the messages list in the chat.completions.create call to maintain context across multiple user turns?</w:t>
+        <w:t>3. SpeechRecognizer processes pre-recorded audio files in this lab, but Azure Speech SDK also supports real-time microphone input with continuous recognition. What additional challenges—latency, error recovery, speaker overlap—arise when moving from batch file transcription to live continuous recognition?</w:t>
       </w:r>
     </w:p>
     <w:p>
